--- a/Part-Two-Ch08-A-New-Birth-of-Freedom/The Atlanta Campaign.docx
+++ b/Part-Two-Ch08-A-New-Birth-of-Freedom/The Atlanta Campaign.docx
@@ -9,25 +9,22 @@
         <w:tblLook w:firstColumn="1" w:firstRow="1" w:lastColumn="0" w:lastRow="0" w:noHBand="0" w:noVBand="1" w:val="04A0"/>
       </w:tblPr>
       <w:tblGrid>
-        <w:gridCol w:w="9936"/>
+        <w:gridCol w:w="10224"/>
       </w:tblGrid>
       <w:tr>
         <w:tc>
           <w:tcPr>
-            <w:tcW w:type="dxa" w:w="9936"/>
+            <w:tcW w:type="dxa" w:w="10224"/>
             <w:shd w:val="clear" w:fill="B1442F"/>
           </w:tcPr>
           <w:p>
-            <w:pPr>
-              <w:jc w:val="left"/>
-            </w:pPr>
             <w:r>
               <w:rPr>
                 <w:b/>
                 <w:color w:val="FFE6DE"/>
                 <w:sz w:val="18"/>
               </w:rPr>
-              <w:t>CHAPTER 8 · DEEP DIVE · A HOUSE DIVIDED</w:t>
+              <w:t>PROMISE &amp; PRACTICE  ·  DEEP DIVE  ·  SOURCE ANALYSIS</w:t>
             </w:r>
           </w:p>
           <w:p>
@@ -35,18 +32,19 @@
               <w:rPr>
                 <w:b/>
                 <w:color w:val="FFFFFF"/>
-                <w:sz w:val="40"/>
+                <w:sz w:val="42"/>
               </w:rPr>
-              <w:t>The Atlanta Campaign</w:t>
+              <w:t>The Atlanta Campaign — A House Divided</w:t>
             </w:r>
           </w:p>
           <w:p>
             <w:r>
               <w:rPr>
+                <w:i/>
                 <w:color w:val="FFE6DE"/>
-                <w:sz w:val="21"/>
+                <w:sz w:val="22"/>
               </w:rPr>
-              <w:t>The fall of a single city that may have saved Lincoln's presidency — and with it, the Union war effort. 1864.</w:t>
+              <w:t>The City That Swung an Election</w:t>
             </w:r>
           </w:p>
         </w:tc>
@@ -64,7 +62,7 @@
         <w:rPr>
           <w:sz w:val="21"/>
         </w:rPr>
-        <w:t xml:space="preserve">__________________________    </w:t>
+        <w:t xml:space="preserve">______________________________    </w:t>
       </w:r>
       <w:r>
         <w:rPr>
@@ -90,30 +88,177 @@
         <w:rPr>
           <w:sz w:val="21"/>
         </w:rPr>
-        <w:t>______________</w:t>
+        <w:t>________________</w:t>
+      </w:r>
+    </w:p>
+    <w:tbl>
+      <w:tblPr>
+        <w:tblW w:type="auto" w:w="0"/>
+        <w:tblLayout w:type="autofit"/>
+        <w:tblLook w:firstColumn="1" w:firstRow="1" w:lastColumn="0" w:lastRow="0" w:noHBand="0" w:noVBand="1" w:val="04A0"/>
+      </w:tblPr>
+      <w:tblGrid>
+        <w:gridCol w:w="10224"/>
+      </w:tblGrid>
+      <w:tr>
+        <w:tc>
+          <w:tcPr>
+            <w:tcW w:type="dxa" w:w="10224"/>
+            <w:shd w:val="clear" w:fill="f4c04e"/>
+          </w:tcPr>
+          <w:p>
+            <w:r>
+              <w:rPr>
+                <w:b/>
+                <w:color w:val="5A4512"/>
+                <w:sz w:val="19"/>
+              </w:rPr>
+              <w:t xml:space="preserve">WHAT I CAN DO TODAY   </w:t>
+            </w:r>
+            <w:r>
+              <w:rPr>
+                <w:color w:val="5A4512"/>
+                <w:sz w:val="21"/>
+              </w:rPr>
+              <w:t>I can read primary sources about The Atlanta Campaign — A House Divided, weigh who made each one and why, and use evidence to answer historical questions.</w:t>
+            </w:r>
+          </w:p>
+        </w:tc>
+      </w:tr>
+    </w:tbl>
+    <w:p>
+      <w:r>
+        <w:rPr>
+          <w:b/>
+          <w:color w:val="B1442F"/>
+        </w:rPr>
+        <w:t xml:space="preserve">Directions. </w:t>
+      </w:r>
+      <w:r>
+        <w:rPr>
+          <w:sz w:val="22"/>
+        </w:rPr>
+        <w:t>History is not inevitable. Trace how one victory, at one moment, changed what came next</w:t>
       </w:r>
     </w:p>
     <w:p/>
     <w:p>
       <w:r>
         <w:rPr>
+          <w:b/>
+          <w:color w:val="B1442F"/>
+          <w:sz w:val="26"/>
+        </w:rPr>
+        <w:t>THE SOURCES</w:t>
+      </w:r>
+    </w:p>
+    <w:p>
+      <w:pPr>
+        <w:spacing w:before="160"/>
+      </w:pPr>
+      <w:r>
+        <w:rPr>
+          <w:b/>
+          <w:color w:val="1C1714"/>
+          <w:sz w:val="23"/>
+        </w:rPr>
+        <w:t>THE IMAGE · 1864  —  The ruins of Atlanta</w:t>
+      </w:r>
+    </w:p>
+    <w:p>
+      <w:pPr>
+        <w:jc w:val="center"/>
+      </w:pPr>
+      <w:r>
+        <w:drawing>
+          <wp:inline xmlns:a="http://schemas.openxmlformats.org/drawingml/2006/main" xmlns:pic="http://schemas.openxmlformats.org/drawingml/2006/picture">
+            <wp:extent cx="3931920" cy="4833477"/>
+            <wp:docPr id="1" name="Picture 1"/>
+            <wp:cNvGraphicFramePr>
+              <a:graphicFrameLocks noChangeAspect="1"/>
+            </wp:cNvGraphicFramePr>
+            <a:graphic>
+              <a:graphicData uri="http://schemas.openxmlformats.org/drawingml/2006/picture">
+                <pic:pic>
+                  <pic:nvPicPr>
+                    <pic:cNvPr id="0" name="image.jpg"/>
+                    <pic:cNvPicPr/>
+                  </pic:nvPicPr>
+                  <pic:blipFill>
+                    <a:blip r:embed="rId9"/>
+                    <a:stretch>
+                      <a:fillRect/>
+                    </a:stretch>
+                  </pic:blipFill>
+                  <pic:spPr>
+                    <a:xfrm>
+                      <a:off x="0" y="0"/>
+                      <a:ext cx="3931920" cy="4833477"/>
+                    </a:xfrm>
+                    <a:prstGeom prst="rect"/>
+                  </pic:spPr>
+                </pic:pic>
+              </a:graphicData>
+            </a:graphic>
+          </wp:inline>
+        </w:drawing>
+      </w:r>
+    </w:p>
+    <w:p>
+      <w:r>
+        <w:rPr>
+          <w:color w:val="6A6256"/>
+          <w:sz w:val="17"/>
+        </w:rPr>
+        <w:t>The destroyed railroad roundhouse, Atlanta — photograph by George N. Barnard, 1864, public domain (Library of Congress).</w:t>
+      </w:r>
+    </w:p>
+    <w:p>
+      <w:pPr>
+        <w:spacing w:before="160"/>
+      </w:pPr>
+      <w:r>
+        <w:rPr>
+          <w:b/>
+          <w:color w:val="1C1714"/>
+          <w:sz w:val="23"/>
+        </w:rPr>
+        <w:t>SOURCE · LINCOLN, BEFORE ATLANTA FELL · AUGUST 23, 1864  —  A president who expected to lose</w:t>
+      </w:r>
+    </w:p>
+    <w:p>
+      <w:pPr>
+        <w:ind w:left="432"/>
+      </w:pPr>
+      <w:r>
+        <w:rPr>
           <w:i/>
           <w:color w:val="1C1714"/>
           <w:sz w:val="22"/>
         </w:rPr>
-        <w:t>The fall of a single city that may have saved Lincoln's presidency — and with it, the Union war effort. 1864.</w:t>
+        <w:t>“This morning, as for some days past, it seems exceedingly probable that this Administration will not be re-elected. Then it will be my duty to so co-operate with the President elect, as to save the Union between the election and the inauguration.”</w:t>
+        <w:br/>
+        <w:t>— Abraham Lincoln, “blind memorandum,” August 1864. Public domain</w:t>
       </w:r>
     </w:p>
     <w:p>
-      <w:pPr>
-        <w:spacing w:after="80"/>
-      </w:pPr>
       <w:r>
         <w:rPr>
-          <w:color w:val="1C1714"/>
-          <w:sz w:val="23"/>
+          <w:color w:val="6A6256"/>
+          <w:sz w:val="17"/>
         </w:rPr>
-        <w:t>How can the capture of one city change the outcome of an election a thousand miles away?</w:t>
+        <w:t>— Abraham Lincoln, “blind memorandum,” August 1864. Public domain.</w:t>
+      </w:r>
+    </w:p>
+    <w:p/>
+    <w:p>
+      <w:r>
+        <w:rPr>
+          <w:b/>
+          <w:color w:val="B1442F"/>
+          <w:sz w:val="26"/>
+        </w:rPr>
+        <w:t>YOUR WORK</w:t>
       </w:r>
     </w:p>
     <w:p>
@@ -123,54 +268,65 @@
       <w:r>
         <w:rPr>
           <w:b/>
-          <w:color w:val="B1442F"/>
-          <w:sz w:val="28"/>
+          <w:color w:val="FFFFFF"/>
+          <w:sz w:val="20"/>
+          <w:shd w:val="clear" w:fill="B1442F"/>
         </w:rPr>
-        <w:t>A War-Weary North</w:t>
+        <w:t xml:space="preserve">  QUESTION 1  </w:t>
+      </w:r>
+      <w:r>
+        <w:rPr>
+          <w:b/>
+          <w:color w:val="6A6256"/>
+          <w:sz w:val="18"/>
+        </w:rPr>
+        <w:t xml:space="preserve">   STEP 1 · THE MOOD BEFORE</w:t>
       </w:r>
     </w:p>
     <w:p>
       <w:r>
         <w:rPr>
-          <w:b/>
-          <w:color w:val="6A6256"/>
-          <w:sz w:val="17"/>
+          <w:b w:val="0"/>
+          <w:color w:val="1C1714"/>
+          <w:sz w:val="23"/>
         </w:rPr>
-        <w:t>SUMMER 1864</w:t>
+        <w:t>What does Lincoln's August 1864 memo reveal about how he expected the election to go — and why did he feel that way?</w:t>
       </w:r>
     </w:p>
     <w:p>
       <w:pPr>
-        <w:spacing w:after="80"/>
+        <w:spacing w:after="120"/>
       </w:pPr>
       <w:r>
         <w:rPr>
-          <w:color w:val="1C1714"/>
-          <w:sz w:val="23"/>
+          <w:color w:val="9A9286"/>
+          <w:sz w:val="22"/>
         </w:rPr>
-        <w:t>By mid-1864 the North was exhausted. Grant's campaign in Virginia had produced staggering casualty lists and no clear victory. Many Northerners wanted the war to end — even if it meant letting the South go.</w:t>
+        <w:t>____________________________________________________________________________________________</w:t>
       </w:r>
     </w:p>
     <w:p>
       <w:pPr>
-        <w:spacing w:after="80"/>
+        <w:spacing w:after="120"/>
       </w:pPr>
       <w:r>
         <w:rPr>
-          <w:color w:val="1C1714"/>
-          <w:sz w:val="23"/>
+          <w:color w:val="9A9286"/>
+          <w:sz w:val="22"/>
         </w:rPr>
-        <w:t>Lincoln faced reelection in November, and he privately believed he would lose. His opponent's party ran on a platform calling the war a “failure.” Everything now depended on a Union victory that would prove the war could be won.</w:t>
+        <w:t>____________________________________________________________________________________________</w:t>
       </w:r>
     </w:p>
     <w:p>
+      <w:pPr>
+        <w:spacing w:after="120"/>
+      </w:pPr>
       <w:r>
         <w:rPr>
-          <w:i/>
-          <w:color w:val="6A6256"/>
-          <w:sz w:val="17"/>
+          <w:color w:val="9A9286"/>
+          <w:sz w:val="22"/>
         </w:rPr>
-        <w:t>“Battle of Atlanta, July 22, 1864” — chromolithograph, Kurz &amp; Allison, public domain (Library of Congress).</w:t>
+        <w:t>____________________________________________________________________________________________</w:t>
       </w:r>
     </w:p>
     <w:p>
@@ -180,54 +336,77 @@
       <w:r>
         <w:rPr>
           <w:b/>
-          <w:color w:val="B1442F"/>
-          <w:sz w:val="28"/>
+          <w:color w:val="FFFFFF"/>
+          <w:sz w:val="20"/>
+          <w:shd w:val="clear" w:fill="B1442F"/>
         </w:rPr>
-        <w:t>On to Atlanta</w:t>
+        <w:t xml:space="preserve">  QUESTION 2  </w:t>
+      </w:r>
+      <w:r>
+        <w:rPr>
+          <w:b/>
+          <w:color w:val="6A6256"/>
+          <w:sz w:val="18"/>
+        </w:rPr>
+        <w:t xml:space="preserve">   STEP 2 · THE TURNING POINT</w:t>
       </w:r>
     </w:p>
     <w:p>
       <w:r>
         <w:rPr>
-          <w:b/>
-          <w:color w:val="6A6256"/>
-          <w:sz w:val="17"/>
+          <w:b w:val="0"/>
+          <w:color w:val="1C1714"/>
+          <w:sz w:val="23"/>
         </w:rPr>
-        <w:t>SHERMAN'S DRIVE</w:t>
+        <w:t>How did the fall of Atlanta (Sept. 2, 1864) most likely affect the November election?</w:t>
       </w:r>
     </w:p>
     <w:p>
       <w:pPr>
-        <w:spacing w:after="80"/>
+        <w:spacing w:after="40"/>
+        <w:ind w:left="432"/>
       </w:pPr>
       <w:r>
         <w:rPr>
-          <w:color w:val="1C1714"/>
-          <w:sz w:val="23"/>
+          <w:sz w:val="22"/>
         </w:rPr>
-        <w:t>Far to the south, General William Tecumseh Sherman was driving through Georgia toward Atlanta — a rail and manufacturing center vital to the Confederacy. Through a long campaign of maneuver and battle, he pressed the Confederate army back toward the city.</w:t>
+        <w:t>☐  A.  it made no difference</w:t>
       </w:r>
     </w:p>
     <w:p>
       <w:pPr>
-        <w:spacing w:after="80"/>
+        <w:spacing w:after="40"/>
+        <w:ind w:left="432"/>
       </w:pPr>
       <w:r>
         <w:rPr>
-          <w:color w:val="1C1714"/>
-          <w:sz w:val="23"/>
+          <w:sz w:val="22"/>
         </w:rPr>
-        <w:t>On September 2, 1864, Atlanta fell. Sherman wired Washington: “Atlanta is ours, and fairly won.”</w:t>
+        <w:t>☐  B.  it caused Lincoln to lose</w:t>
       </w:r>
     </w:p>
     <w:p>
+      <w:pPr>
+        <w:spacing w:after="40"/>
+        <w:ind w:left="432"/>
+      </w:pPr>
       <w:r>
         <w:rPr>
-          <w:i/>
-          <w:color w:val="6A6256"/>
-          <w:sz w:val="17"/>
+          <w:sz w:val="22"/>
         </w:rPr>
-        <w:t>The destroyed railroad roundhouse, Atlanta — photograph by George N. Barnard, 1864, public domain (Library of Congress).</w:t>
+        <w:t>☐  C.  it proved the war could be won and helped reelect Lincoln</w:t>
+      </w:r>
+    </w:p>
+    <w:p>
+      <w:pPr>
+        <w:spacing w:after="40"/>
+        <w:ind w:left="432"/>
+      </w:pPr>
+      <w:r>
+        <w:rPr>
+          <w:sz w:val="22"/>
+        </w:rPr>
+        <w:t>☐  D.  it ended the war immediately</w:t>
       </w:r>
     </w:p>
     <w:p>
@@ -237,40 +416,77 @@
       <w:r>
         <w:rPr>
           <w:b/>
-          <w:color w:val="B1442F"/>
-          <w:sz w:val="28"/>
+          <w:color w:val="FFFFFF"/>
+          <w:sz w:val="20"/>
+          <w:shd w:val="clear" w:fill="B1442F"/>
         </w:rPr>
-        <w:t>The Battle of Atlanta</w:t>
+        <w:t xml:space="preserve">  QUESTION 3  </w:t>
+      </w:r>
+      <w:r>
+        <w:rPr>
+          <w:b/>
+          <w:color w:val="6A6256"/>
+          <w:sz w:val="18"/>
+        </w:rPr>
+        <w:t xml:space="preserve">   STEP 3 · THE WHAT-IF</w:t>
       </w:r>
     </w:p>
     <w:p>
       <w:r>
         <w:rPr>
-          <w:b/>
-          <w:color w:val="6A6256"/>
-          <w:sz w:val="17"/>
+          <w:b w:val="0"/>
+          <w:color w:val="1C1714"/>
+          <w:sz w:val="23"/>
         </w:rPr>
-        <w:t>JULY 22, 1864</w:t>
+        <w:t>Imagine Atlanta had not fallen until after the election. Walk through what might have happened next — to the election, to the war, and to emancipation. (This is reasoning about contingency.)</w:t>
       </w:r>
     </w:p>
     <w:p>
+      <w:pPr>
+        <w:spacing w:after="120"/>
+      </w:pPr>
       <w:r>
         <w:rPr>
-          <w:i/>
-          <w:color w:val="1C1714"/>
+          <w:color w:val="9A9286"/>
           <w:sz w:val="22"/>
         </w:rPr>
-        <w:t>The fighting around Atlanta was fierce — this print shows the battle in which the Union general James McPherson was killed. But the city could not hold.</w:t>
+        <w:t>____________________________________________________________________________________________</w:t>
       </w:r>
     </w:p>
     <w:p>
+      <w:pPr>
+        <w:spacing w:after="120"/>
+      </w:pPr>
       <w:r>
         <w:rPr>
-          <w:i/>
-          <w:color w:val="6A6256"/>
-          <w:sz w:val="17"/>
+          <w:color w:val="9A9286"/>
+          <w:sz w:val="22"/>
         </w:rPr>
-        <w:t>“Battle of Atlanta — Death of General McPherson, July 22, 1864” — chromolithograph, Kurz &amp; Allison, public domain (Library of Congress).</w:t>
+        <w:t>____________________________________________________________________________________________</w:t>
+      </w:r>
+    </w:p>
+    <w:p>
+      <w:pPr>
+        <w:spacing w:after="120"/>
+      </w:pPr>
+      <w:r>
+        <w:rPr>
+          <w:color w:val="9A9286"/>
+          <w:sz w:val="22"/>
+        </w:rPr>
+        <w:t>____________________________________________________________________________________________</w:t>
+      </w:r>
+    </w:p>
+    <w:p>
+      <w:pPr>
+        <w:spacing w:after="120"/>
+      </w:pPr>
+      <w:r>
+        <w:rPr>
+          <w:color w:val="9A9286"/>
+          <w:sz w:val="22"/>
+        </w:rPr>
+        <w:t>____________________________________________________________________________________________</w:t>
       </w:r>
     </w:p>
     <w:p>
@@ -280,133 +496,79 @@
       <w:r>
         <w:rPr>
           <w:b/>
-          <w:color w:val="B1442F"/>
-          <w:sz w:val="28"/>
+          <w:color w:val="FFFFFF"/>
+          <w:sz w:val="20"/>
+          <w:shd w:val="clear" w:fill="B1442F"/>
         </w:rPr>
-        <w:t>What Victory Looked Like</w:t>
+        <w:t xml:space="preserve">  QUESTION 4  </w:t>
+      </w:r>
+      <w:r>
+        <w:rPr>
+          <w:b/>
+          <w:color w:val="6A6256"/>
+          <w:sz w:val="18"/>
+        </w:rPr>
+        <w:t xml:space="preserve">   STEP 4 · WHY IT MATTERS</w:t>
       </w:r>
     </w:p>
     <w:p>
       <w:r>
         <w:rPr>
-          <w:b/>
-          <w:color w:val="6A6256"/>
-          <w:sz w:val="17"/>
+          <w:b w:val="0"/>
+          <w:color w:val="1C1714"/>
+          <w:sz w:val="23"/>
         </w:rPr>
-        <w:t>ATLANTA, 1864</w:t>
-      </w:r>
-    </w:p>
-    <w:p>
-      <w:r>
-        <w:rPr>
-          <w:i/>
-          <w:color w:val="1C1714"/>
-          <w:sz w:val="22"/>
-        </w:rPr>
-        <w:t>Before leaving on his March to the Sea, Sherman burned Atlanta's war resources. This photograph shows the ruins of the railroad roundhouse — the shattered heart of a Confederate supply hub.</w:t>
-      </w:r>
-    </w:p>
-    <w:p>
-      <w:r>
-        <w:rPr>
-          <w:i/>
-          <w:color w:val="6A6256"/>
-          <w:sz w:val="17"/>
-        </w:rPr>
-        <w:t>The destroyed railroad roundhouse, Atlanta — photograph by George N. Barnard, 1864, public domain (Library of Congress).</w:t>
+        <w:t>In two or three sentences, explain what the Atlanta Campaign teaches about contingency — the idea that the outcome of great events can turn on timing and chance.</w:t>
       </w:r>
     </w:p>
     <w:p>
       <w:pPr>
-        <w:spacing w:before="200"/>
+        <w:spacing w:after="120"/>
       </w:pPr>
       <w:r>
         <w:rPr>
-          <w:b/>
-          <w:color w:val="B1442F"/>
-          <w:sz w:val="28"/>
+          <w:color w:val="9A9286"/>
+          <w:sz w:val="22"/>
         </w:rPr>
-        <w:t>The Victory That Reelected Lincoln</w:t>
-      </w:r>
-    </w:p>
-    <w:p>
-      <w:r>
-        <w:rPr>
-          <w:b/>
-          <w:color w:val="6A6256"/>
-          <w:sz w:val="17"/>
-        </w:rPr>
-        <w:t>WHY IT MATTERS</w:t>
+        <w:t>____________________________________________________________________________________________</w:t>
       </w:r>
     </w:p>
     <w:p>
       <w:pPr>
-        <w:spacing w:after="80"/>
+        <w:spacing w:after="120"/>
       </w:pPr>
       <w:r>
         <w:rPr>
-          <w:color w:val="1C1714"/>
-          <w:sz w:val="23"/>
+          <w:color w:val="9A9286"/>
+          <w:sz w:val="22"/>
         </w:rPr>
-        <w:t>The timing was everything. The fall of Atlanta, just two months before the election, proved the war could be won. War-weariness turned to confidence, and in November Lincoln was reelected in a landslide.</w:t>
+        <w:t>____________________________________________________________________________________________</w:t>
       </w:r>
     </w:p>
     <w:p>
       <w:pPr>
-        <w:spacing w:after="80"/>
+        <w:spacing w:after="120"/>
       </w:pPr>
       <w:r>
         <w:rPr>
-          <w:color w:val="1C1714"/>
-          <w:sz w:val="23"/>
+          <w:color w:val="9A9286"/>
+          <w:sz w:val="22"/>
         </w:rPr>
-        <w:t>This is what historians call contingency — the idea that history could have gone differently. Had Atlanta not fallen when it did, Lincoln might have lost, a peace candidate might have won, and the Confederacy might have survived. One campaign, at one moment, changed everything.</w:t>
-      </w:r>
-    </w:p>
-    <w:p>
-      <w:r>
-        <w:rPr>
-          <w:i/>
-          <w:color w:val="6A6256"/>
-          <w:sz w:val="17"/>
-        </w:rPr>
-        <w:t>Turning points, 1863–65 — map, © ShadowDog Digital Studios (SDS Digital Collection).</w:t>
+        <w:t>____________________________________________________________________________________________</w:t>
       </w:r>
     </w:p>
     <w:p>
       <w:pPr>
-        <w:spacing w:before="200"/>
+        <w:spacing w:after="120"/>
       </w:pPr>
       <w:r>
         <w:rPr>
-          <w:b/>
-          <w:color w:val="B1442F"/>
-          <w:sz w:val="28"/>
+          <w:color w:val="9A9286"/>
+          <w:sz w:val="22"/>
         </w:rPr>
-        <w:t>Weigh the What-Ifs</w:t>
+        <w:t>____________________________________________________________________________________________</w:t>
       </w:r>
     </w:p>
-    <w:p>
-      <w:r>
-        <w:rPr>
-          <w:b/>
-          <w:color w:val="6A6256"/>
-          <w:sz w:val="17"/>
-        </w:rPr>
-        <w:t>YOUR TURN</w:t>
-      </w:r>
-    </w:p>
-    <w:p>
-      <w:r>
-        <w:rPr>
-          <w:i/>
-          <w:color w:val="1C1714"/>
-          <w:sz w:val="22"/>
-        </w:rPr>
-        <w:t>You'll practice contingency — reasoning about how one event made others possible, and what might have happened if the timing had been different.</w:t>
-      </w:r>
-    </w:p>
-    <w:p/>
     <w:p>
       <w:pPr>
         <w:jc w:val="center"/>
@@ -419,9 +581,160 @@
         <w:t>Promise &amp; Practice · ShadowDog Digital Studios · Unit 2</w:t>
       </w:r>
     </w:p>
+    <w:p>
+      <w:r>
+        <w:br w:type="page"/>
+      </w:r>
+    </w:p>
+    <w:tbl>
+      <w:tblPr>
+        <w:tblW w:type="auto" w:w="0"/>
+        <w:tblLayout w:type="autofit"/>
+        <w:tblLook w:firstColumn="1" w:firstRow="1" w:lastColumn="0" w:lastRow="0" w:noHBand="0" w:noVBand="1" w:val="04A0"/>
+      </w:tblPr>
+      <w:tblGrid>
+        <w:gridCol w:w="10224"/>
+      </w:tblGrid>
+      <w:tr>
+        <w:tc>
+          <w:tcPr>
+            <w:tcW w:type="dxa" w:w="10224"/>
+            <w:shd w:val="clear" w:fill="2c2219"/>
+          </w:tcPr>
+          <w:p>
+            <w:r>
+              <w:rPr>
+                <w:b/>
+                <w:color w:val="F0A184"/>
+                <w:sz w:val="28"/>
+              </w:rPr>
+              <w:t>TEACHER ANSWER KEY  —  The Atlanta Campaign — A House Divided</w:t>
+            </w:r>
+          </w:p>
+        </w:tc>
+      </w:tr>
+    </w:tbl>
+    <w:p/>
+    <w:p>
+      <w:r>
+        <w:rPr>
+          <w:b/>
+          <w:color w:val="B1442F"/>
+          <w:sz w:val="22"/>
+        </w:rPr>
+        <w:t xml:space="preserve">QUESTION 1:  </w:t>
+      </w:r>
+      <w:r>
+        <w:rPr>
+          <w:sz w:val="22"/>
+        </w:rPr>
+        <w:t>Open response.</w:t>
+      </w:r>
+    </w:p>
+    <w:p>
+      <w:pPr>
+        <w:ind w:left="432"/>
+      </w:pPr>
+      <w:r>
+        <w:rPr>
+          <w:i/>
+          <w:color w:val="6A6256"/>
+          <w:sz w:val="21"/>
+        </w:rPr>
+        <w:t>Look for a response along the lines of: “Lincoln expected to…, because the North was…”</w:t>
+      </w:r>
+    </w:p>
+    <w:p>
+      <w:r>
+        <w:rPr>
+          <w:b/>
+          <w:color w:val="B1442F"/>
+          <w:sz w:val="22"/>
+        </w:rPr>
+        <w:t xml:space="preserve">QUESTION 2:  </w:t>
+      </w:r>
+      <w:r>
+        <w:rPr>
+          <w:b/>
+          <w:sz w:val="22"/>
+        </w:rPr>
+        <w:t>Correct — C. it proved the war could be won and helped reelect Lincoln</w:t>
+      </w:r>
+    </w:p>
+    <w:p>
+      <w:pPr>
+        <w:ind w:left="432"/>
+      </w:pPr>
+      <w:r>
+        <w:rPr>
+          <w:i/>
+          <w:color w:val="6A6256"/>
+          <w:sz w:val="21"/>
+        </w:rPr>
+        <w:t>Right. A clear, timely victory proved the war could be won, lifted Northern morale, and helped turn a likely defeat into a landslide reelection for Lincoln.</w:t>
+      </w:r>
+    </w:p>
+    <w:p>
+      <w:r>
+        <w:rPr>
+          <w:b/>
+          <w:color w:val="B1442F"/>
+          <w:sz w:val="22"/>
+        </w:rPr>
+        <w:t xml:space="preserve">QUESTION 3:  </w:t>
+      </w:r>
+      <w:r>
+        <w:rPr>
+          <w:sz w:val="22"/>
+        </w:rPr>
+        <w:t>Open response.</w:t>
+      </w:r>
+    </w:p>
+    <w:p>
+      <w:pPr>
+        <w:ind w:left="432"/>
+      </w:pPr>
+      <w:r>
+        <w:rPr>
+          <w:i/>
+          <w:color w:val="6A6256"/>
+          <w:sz w:val="21"/>
+        </w:rPr>
+        <w:t>Look for a response along the lines of: “If Atlanta had held, then the election might…, the war might…, and emancipation might…”</w:t>
+      </w:r>
+    </w:p>
+    <w:p>
+      <w:r>
+        <w:rPr>
+          <w:b/>
+          <w:color w:val="B1442F"/>
+          <w:sz w:val="22"/>
+        </w:rPr>
+        <w:t xml:space="preserve">QUESTION 4:  </w:t>
+      </w:r>
+      <w:r>
+        <w:rPr>
+          <w:sz w:val="22"/>
+        </w:rPr>
+        <w:t>Open response.</w:t>
+      </w:r>
+    </w:p>
+    <w:p>
+      <w:pPr>
+        <w:ind w:left="432"/>
+      </w:pPr>
+      <w:r>
+        <w:rPr>
+          <w:i/>
+          <w:color w:val="6A6256"/>
+          <w:sz w:val="21"/>
+        </w:rPr>
+        <w:t>Look for a response along the lines of: “Atlanta shows that history…”</w:t>
+      </w:r>
+    </w:p>
     <w:sectPr>
       <w:pgSz w:w="12240" w:h="15840"/>
-      <w:pgMar w:top="1152" w:right="1152" w:bottom="1152" w:left="1152" w:header="720" w:footer="720" w:gutter="0"/>
+      <w:pgMar w:top="1008" w:right="1008" w:bottom="1008" w:left="1008" w:header="720" w:footer="720" w:gutter="0"/>
       <w:cols w:space="720"/>
       <w:docGrid w:linePitch="360"/>
     </w:sectPr>
